--- a/Biooil_Data_ML_Submission_Packages/03_Fuel_Processing_Technology/08_FIGURE_TABLE_CAPTIONS.docx
+++ b/Biooil_Data_ML_Submission_Packages/03_Fuel_Processing_Technology/08_FIGURE_TABLE_CAPTIONS.docx
@@ -496,7 +496,7 @@
     <w:link w:val="Balk1Char"/>
     <w:uiPriority w:val="9"/>
     <w:qFormat/>
-    <w:rsid w:val="009033E7"/>
+    <w:rsid w:val="000A0050"/>
     <w:pPr>
       <w:keepNext/>
       <w:keepLines/>
@@ -518,7 +518,7 @@
     <w:uiPriority w:val="9"/>
     <w:unhideWhenUsed/>
     <w:qFormat/>
-    <w:rsid w:val="009033E7"/>
+    <w:rsid w:val="000A0050"/>
     <w:pPr>
       <w:keepNext/>
       <w:keepLines/>
@@ -541,7 +541,7 @@
     <w:semiHidden/>
     <w:unhideWhenUsed/>
     <w:qFormat/>
-    <w:rsid w:val="009033E7"/>
+    <w:rsid w:val="000A0050"/>
     <w:pPr>
       <w:keepNext/>
       <w:keepLines/>
@@ -564,7 +564,7 @@
     <w:semiHidden/>
     <w:unhideWhenUsed/>
     <w:qFormat/>
-    <w:rsid w:val="009033E7"/>
+    <w:rsid w:val="000A0050"/>
     <w:pPr>
       <w:keepNext/>
       <w:keepLines/>
@@ -587,7 +587,7 @@
     <w:semiHidden/>
     <w:unhideWhenUsed/>
     <w:qFormat/>
-    <w:rsid w:val="009033E7"/>
+    <w:rsid w:val="000A0050"/>
     <w:pPr>
       <w:keepNext/>
       <w:keepLines/>
@@ -608,7 +608,7 @@
     <w:semiHidden/>
     <w:unhideWhenUsed/>
     <w:qFormat/>
-    <w:rsid w:val="009033E7"/>
+    <w:rsid w:val="000A0050"/>
     <w:pPr>
       <w:keepNext/>
       <w:keepLines/>
@@ -631,7 +631,7 @@
     <w:semiHidden/>
     <w:unhideWhenUsed/>
     <w:qFormat/>
-    <w:rsid w:val="009033E7"/>
+    <w:rsid w:val="000A0050"/>
     <w:pPr>
       <w:keepNext/>
       <w:keepLines/>
@@ -652,7 +652,7 @@
     <w:semiHidden/>
     <w:unhideWhenUsed/>
     <w:qFormat/>
-    <w:rsid w:val="009033E7"/>
+    <w:rsid w:val="000A0050"/>
     <w:pPr>
       <w:keepNext/>
       <w:keepLines/>
@@ -675,7 +675,7 @@
     <w:semiHidden/>
     <w:unhideWhenUsed/>
     <w:qFormat/>
-    <w:rsid w:val="009033E7"/>
+    <w:rsid w:val="000A0050"/>
     <w:pPr>
       <w:keepNext/>
       <w:keepLines/>
@@ -719,7 +719,7 @@
     <w:basedOn w:val="VarsaylanParagrafYazTipi"/>
     <w:link w:val="Balk1"/>
     <w:uiPriority w:val="9"/>
-    <w:rsid w:val="009033E7"/>
+    <w:rsid w:val="000A0050"/>
     <w:rPr>
       <w:rFonts w:asciiTheme="majorHAnsi" w:eastAsiaTheme="majorEastAsia" w:hAnsiTheme="majorHAnsi" w:cstheme="majorBidi"/>
       <w:color w:val="2F5496" w:themeColor="accent1" w:themeShade="BF"/>
@@ -732,7 +732,7 @@
     <w:basedOn w:val="VarsaylanParagrafYazTipi"/>
     <w:link w:val="Balk2"/>
     <w:uiPriority w:val="9"/>
-    <w:rsid w:val="009033E7"/>
+    <w:rsid w:val="000A0050"/>
     <w:rPr>
       <w:rFonts w:asciiTheme="majorHAnsi" w:eastAsiaTheme="majorEastAsia" w:hAnsiTheme="majorHAnsi" w:cstheme="majorBidi"/>
       <w:color w:val="2F5496" w:themeColor="accent1" w:themeShade="BF"/>
@@ -746,7 +746,7 @@
     <w:link w:val="Balk3"/>
     <w:uiPriority w:val="9"/>
     <w:semiHidden/>
-    <w:rsid w:val="009033E7"/>
+    <w:rsid w:val="000A0050"/>
     <w:rPr>
       <w:rFonts w:eastAsiaTheme="majorEastAsia" w:cstheme="majorBidi"/>
       <w:color w:val="2F5496" w:themeColor="accent1" w:themeShade="BF"/>
@@ -760,7 +760,7 @@
     <w:link w:val="Balk4"/>
     <w:uiPriority w:val="9"/>
     <w:semiHidden/>
-    <w:rsid w:val="009033E7"/>
+    <w:rsid w:val="000A0050"/>
     <w:rPr>
       <w:rFonts w:eastAsiaTheme="majorEastAsia" w:cstheme="majorBidi"/>
       <w:i/>
@@ -774,7 +774,7 @@
     <w:link w:val="Balk5"/>
     <w:uiPriority w:val="9"/>
     <w:semiHidden/>
-    <w:rsid w:val="009033E7"/>
+    <w:rsid w:val="000A0050"/>
     <w:rPr>
       <w:rFonts w:eastAsiaTheme="majorEastAsia" w:cstheme="majorBidi"/>
       <w:color w:val="2F5496" w:themeColor="accent1" w:themeShade="BF"/>
@@ -786,7 +786,7 @@
     <w:link w:val="Balk6"/>
     <w:uiPriority w:val="9"/>
     <w:semiHidden/>
-    <w:rsid w:val="009033E7"/>
+    <w:rsid w:val="000A0050"/>
     <w:rPr>
       <w:rFonts w:eastAsiaTheme="majorEastAsia" w:cstheme="majorBidi"/>
       <w:i/>
@@ -800,7 +800,7 @@
     <w:link w:val="Balk7"/>
     <w:uiPriority w:val="9"/>
     <w:semiHidden/>
-    <w:rsid w:val="009033E7"/>
+    <w:rsid w:val="000A0050"/>
     <w:rPr>
       <w:rFonts w:eastAsiaTheme="majorEastAsia" w:cstheme="majorBidi"/>
       <w:color w:val="595959" w:themeColor="text1" w:themeTint="A6"/>
@@ -812,7 +812,7 @@
     <w:link w:val="Balk8"/>
     <w:uiPriority w:val="9"/>
     <w:semiHidden/>
-    <w:rsid w:val="009033E7"/>
+    <w:rsid w:val="000A0050"/>
     <w:rPr>
       <w:rFonts w:eastAsiaTheme="majorEastAsia" w:cstheme="majorBidi"/>
       <w:i/>
@@ -826,7 +826,7 @@
     <w:link w:val="Balk9"/>
     <w:uiPriority w:val="9"/>
     <w:semiHidden/>
-    <w:rsid w:val="009033E7"/>
+    <w:rsid w:val="000A0050"/>
     <w:rPr>
       <w:rFonts w:eastAsiaTheme="majorEastAsia" w:cstheme="majorBidi"/>
       <w:color w:val="272727" w:themeColor="text1" w:themeTint="D8"/>
@@ -839,7 +839,7 @@
     <w:link w:val="KonuBalChar"/>
     <w:uiPriority w:val="10"/>
     <w:qFormat/>
-    <w:rsid w:val="009033E7"/>
+    <w:rsid w:val="000A0050"/>
     <w:pPr>
       <w:spacing w:after="80" w:line="240" w:lineRule="auto"/>
       <w:contextualSpacing/>
@@ -857,7 +857,7 @@
     <w:basedOn w:val="VarsaylanParagrafYazTipi"/>
     <w:link w:val="KonuBal"/>
     <w:uiPriority w:val="10"/>
-    <w:rsid w:val="009033E7"/>
+    <w:rsid w:val="000A0050"/>
     <w:rPr>
       <w:rFonts w:asciiTheme="majorHAnsi" w:eastAsiaTheme="majorEastAsia" w:hAnsiTheme="majorHAnsi" w:cstheme="majorBidi"/>
       <w:spacing w:val="-10"/>
@@ -873,7 +873,7 @@
     <w:link w:val="AltyazChar"/>
     <w:uiPriority w:val="11"/>
     <w:qFormat/>
-    <w:rsid w:val="009033E7"/>
+    <w:rsid w:val="000A0050"/>
     <w:pPr>
       <w:numPr>
         <w:ilvl w:val="1"/>
@@ -892,7 +892,7 @@
     <w:basedOn w:val="VarsaylanParagrafYazTipi"/>
     <w:link w:val="Altyaz"/>
     <w:uiPriority w:val="11"/>
-    <w:rsid w:val="009033E7"/>
+    <w:rsid w:val="000A0050"/>
     <w:rPr>
       <w:rFonts w:eastAsiaTheme="majorEastAsia" w:cstheme="majorBidi"/>
       <w:color w:val="595959" w:themeColor="text1" w:themeTint="A6"/>
@@ -908,7 +908,7 @@
     <w:link w:val="AlntChar"/>
     <w:uiPriority w:val="29"/>
     <w:qFormat/>
-    <w:rsid w:val="009033E7"/>
+    <w:rsid w:val="000A0050"/>
     <w:pPr>
       <w:spacing w:before="160"/>
       <w:jc w:val="center"/>
@@ -924,7 +924,7 @@
     <w:basedOn w:val="VarsaylanParagrafYazTipi"/>
     <w:link w:val="Alnt"/>
     <w:uiPriority w:val="29"/>
-    <w:rsid w:val="009033E7"/>
+    <w:rsid w:val="000A0050"/>
     <w:rPr>
       <w:i/>
       <w:iCs/>
@@ -936,7 +936,7 @@
     <w:basedOn w:val="Normal"/>
     <w:uiPriority w:val="34"/>
     <w:qFormat/>
-    <w:rsid w:val="009033E7"/>
+    <w:rsid w:val="000A0050"/>
     <w:pPr>
       <w:ind w:left="720"/>
       <w:contextualSpacing/>
@@ -947,7 +947,7 @@
     <w:basedOn w:val="VarsaylanParagrafYazTipi"/>
     <w:uiPriority w:val="21"/>
     <w:qFormat/>
-    <w:rsid w:val="009033E7"/>
+    <w:rsid w:val="000A0050"/>
     <w:rPr>
       <w:i/>
       <w:iCs/>
@@ -961,7 +961,7 @@
     <w:link w:val="GlAlntChar"/>
     <w:uiPriority w:val="30"/>
     <w:qFormat/>
-    <w:rsid w:val="009033E7"/>
+    <w:rsid w:val="000A0050"/>
     <w:pPr>
       <w:pBdr>
         <w:top w:val="single" w:sz="4" w:space="10" w:color="2F5496" w:themeColor="accent1" w:themeShade="BF"/>
@@ -982,7 +982,7 @@
     <w:basedOn w:val="VarsaylanParagrafYazTipi"/>
     <w:link w:val="GlAlnt"/>
     <w:uiPriority w:val="30"/>
-    <w:rsid w:val="009033E7"/>
+    <w:rsid w:val="000A0050"/>
     <w:rPr>
       <w:i/>
       <w:iCs/>
@@ -994,7 +994,7 @@
     <w:basedOn w:val="VarsaylanParagrafYazTipi"/>
     <w:uiPriority w:val="32"/>
     <w:qFormat/>
-    <w:rsid w:val="009033E7"/>
+    <w:rsid w:val="000A0050"/>
     <w:rPr>
       <w:b/>
       <w:bCs/>
